--- a/reports/ali-hadithi-mdt-completed/Ali_Hadithi_MDT_Report_Completed.docx
+++ b/reports/ali-hadithi-mdt-completed/Ali_Hadithi_MDT_Report_Completed.docx
@@ -13835,7 +13835,7 @@
     <w:rPrDefault>
       <w:rPr>
         <w:rFonts w:ascii="Calibri" w:eastAsia="Calibri" w:hAnsi="Calibri" w:cs="Calibri"/>
-        <w:color w:val="3A2E22"/>
+        <w:color w:val="3D2C1A"/>
         <w:sz w:val="22"/>
         <w:szCs w:val="22"/>
         <w:lang w:eastAsia="en-US" w:bidi="ar-SA"/>
